--- a/content/muser/satire/maximum-maintenance-24-7/index.docx
+++ b/content/muser/satire/maximum-maintenance-24-7/index.docx
@@ -25,9 +25,6 @@
       </w:r>
     </w:p>
     <w:p>
-      <w:pPr>
-        <w:pStyle w:val="Heading2"/>
-      </w:pPr>
       <w:r>
         <w:t>Routine Maintenance Is Dead. Long Live 24/7 Continuous Maintenance.</w:t>
       </w:r>
@@ -57,9 +54,6 @@
     </w:p>
     <w:p/>
     <w:p>
-      <w:pPr>
-        <w:pStyle w:val="Heading3"/>
-      </w:pPr>
       <w:r>
         <w:t>The Myth of Routine Maintenance</w:t>
       </w:r>
@@ -98,9 +92,6 @@
       </w:r>
     </w:p>
     <w:p>
-      <w:pPr>
-        <w:pStyle w:val="Heading3"/>
-      </w:pPr>
       <w:r>
         <w:t>The CRES Reality: Continuous Maintenance or Die</w:t>
       </w:r>
@@ -123,9 +114,6 @@
       </w:r>
     </w:p>
     <w:p>
-      <w:pPr>
-        <w:pStyle w:val="Heading3"/>
-      </w:pPr>
       <w:r>
         <w:t>The 24/7 Maintenance Model™</w:t>
       </w:r>
@@ -168,9 +156,6 @@
       </w:r>
     </w:p>
     <w:p>
-      <w:pPr>
-        <w:pStyle w:val="Heading3"/>
-      </w:pPr>
       <w:r>
         <w:t>The Facilities Manager’s Nightmare Cycle</w:t>
       </w:r>
@@ -205,9 +190,6 @@
       </w:r>
     </w:p>
     <w:p>
-      <w:pPr>
-        <w:pStyle w:val="Heading3"/>
-      </w:pPr>
       <w:r>
         <w:t>The Building’s Personality: Needy, Clingy, and Emotionally Unstable</w:t>
       </w:r>
@@ -258,9 +240,6 @@
       </w:r>
     </w:p>
     <w:p>
-      <w:pPr>
-        <w:pStyle w:val="Heading3"/>
-      </w:pPr>
       <w:r>
         <w:t>The New Standard: Hyper Maintenance</w:t>
       </w:r>
@@ -289,9 +268,6 @@
       </w:r>
     </w:p>
     <w:p>
-      <w:pPr>
-        <w:pStyle w:val="Heading3"/>
-      </w:pPr>
       <w:r>
         <w:t>Conclusion: Routine Maintenance Is a Lie We Tell Ourselves</w:t>
       </w:r>
@@ -328,17 +304,11 @@
       </w:r>
     </w:p>
     <w:p>
-      <w:pPr>
-        <w:pStyle w:val="Heading3"/>
-      </w:pPr>
       <w:r>
         <w:t>Uptime Data Center Tier System Upgrade</w:t>
       </w:r>
     </w:p>
     <w:p>
-      <w:pPr>
-        <w:pStyle w:val="Heading3"/>
-      </w:pPr>
       <w:r>
         <w:t>Uptime Institute Has 4 Data Center Tiers. We Need Way More. Like… 400.</w:t>
       </w:r>
@@ -367,9 +337,6 @@
       </w:r>
     </w:p>
     <w:p>
-      <w:pPr>
-        <w:pStyle w:val="Heading3"/>
-      </w:pPr>
       <w:r>
         <w:t>Tier V: The “We Swear It Won’t Break” Tier</w:t>
       </w:r>
@@ -388,9 +355,6 @@
       </w:r>
     </w:p>
     <w:p>
-      <w:pPr>
-        <w:pStyle w:val="Heading3"/>
-      </w:pPr>
       <w:r>
         <w:t>Tier VI: The “We Built This on a Volcano” Tier</w:t>
       </w:r>
@@ -415,9 +379,6 @@
       </w:r>
     </w:p>
     <w:p>
-      <w:pPr>
-        <w:pStyle w:val="Heading3"/>
-      </w:pPr>
       <w:r>
         <w:t>Tier VII: The “We Can Survive a Nuclear Strike” Tier</w:t>
       </w:r>
@@ -436,9 +397,6 @@
       </w:r>
     </w:p>
     <w:p>
-      <w:pPr>
-        <w:pStyle w:val="Heading3"/>
-      </w:pPr>
       <w:r>
         <w:t>Tier VIII: The “We Don’t Even Trust Physics Anymore” Tier</w:t>
       </w:r>
@@ -457,9 +415,6 @@
       </w:r>
     </w:p>
     <w:p>
-      <w:pPr>
-        <w:pStyle w:val="Heading3"/>
-      </w:pPr>
       <w:r>
         <w:t>Tier IX: The “We Maintain the Universe” Tier</w:t>
       </w:r>
@@ -478,9 +433,6 @@
       </w:r>
     </w:p>
     <w:p>
-      <w:pPr>
-        <w:pStyle w:val="Heading3"/>
-      </w:pPr>
       <w:r>
         <w:t>Tier X: The “God Mode” Tier</w:t>
       </w:r>
@@ -503,9 +455,6 @@
       </w:r>
     </w:p>
     <w:p>
-      <w:pPr>
-        <w:pStyle w:val="Heading3"/>
-      </w:pPr>
       <w:r>
         <w:t>But Why Stop at Tier X? Let’s Go Full Madness.</w:t>
       </w:r>
@@ -540,9 +489,6 @@
       </w:r>
     </w:p>
     <w:p>
-      <w:pPr>
-        <w:pStyle w:val="Heading3"/>
-      </w:pPr>
       <w:r>
         <w:t>Conclusion: Four Tiers Are for Cowards</w:t>
       </w:r>
@@ -568,6 +514,78 @@
         <w:t>That’s not a religion.</w:t>
         <w:br/>
         <w:t>That’s a pamphlet.</w:t>
+      </w:r>
+    </w:p>
+    <w:p>
+      <w:r>
+        <w:drawing>
+          <wp:inline xmlns:a="http://schemas.openxmlformats.org/drawingml/2006/main" xmlns:pic="http://schemas.openxmlformats.org/drawingml/2006/picture">
+            <wp:extent cx="4114800" cy="2298502"/>
+            <wp:docPr id="1" name="Picture 1"/>
+            <wp:cNvGraphicFramePr>
+              <a:graphicFrameLocks noChangeAspect="1"/>
+            </wp:cNvGraphicFramePr>
+            <a:graphic>
+              <a:graphicData uri="http://schemas.openxmlformats.org/drawingml/2006/picture">
+                <pic:pic>
+                  <pic:nvPicPr>
+                    <pic:cNvPr id="0" name="jenga.jpg"/>
+                    <pic:cNvPicPr/>
+                  </pic:nvPicPr>
+                  <pic:blipFill>
+                    <a:blip r:embed="rId9"/>
+                    <a:stretch>
+                      <a:fillRect/>
+                    </a:stretch>
+                  </pic:blipFill>
+                  <pic:spPr>
+                    <a:xfrm>
+                      <a:off x="0" y="0"/>
+                      <a:ext cx="4114800" cy="2298502"/>
+                    </a:xfrm>
+                    <a:prstGeom prst="rect"/>
+                  </pic:spPr>
+                </pic:pic>
+              </a:graphicData>
+            </a:graphic>
+          </wp:inline>
+        </w:drawing>
+      </w:r>
+    </w:p>
+    <w:p>
+      <w:r>
+        <w:drawing>
+          <wp:inline xmlns:a="http://schemas.openxmlformats.org/drawingml/2006/main" xmlns:pic="http://schemas.openxmlformats.org/drawingml/2006/picture">
+            <wp:extent cx="4114800" cy="6172200"/>
+            <wp:docPr id="2" name="Picture 2"/>
+            <wp:cNvGraphicFramePr>
+              <a:graphicFrameLocks noChangeAspect="1"/>
+            </wp:cNvGraphicFramePr>
+            <a:graphic>
+              <a:graphicData uri="http://schemas.openxmlformats.org/drawingml/2006/picture">
+                <pic:pic>
+                  <pic:nvPicPr>
+                    <pic:cNvPr id="0" name="maxmainthumb.png"/>
+                    <pic:cNvPicPr/>
+                  </pic:nvPicPr>
+                  <pic:blipFill>
+                    <a:blip r:embed="rId10"/>
+                    <a:stretch>
+                      <a:fillRect/>
+                    </a:stretch>
+                  </pic:blipFill>
+                  <pic:spPr>
+                    <a:xfrm>
+                      <a:off x="0" y="0"/>
+                      <a:ext cx="4114800" cy="6172200"/>
+                    </a:xfrm>
+                    <a:prstGeom prst="rect"/>
+                  </pic:spPr>
+                </pic:pic>
+              </a:graphicData>
+            </a:graphic>
+          </wp:inline>
+        </w:drawing>
       </w:r>
     </w:p>
     <w:sectPr>
